--- a/backend/secure-files/portfolios-docx/NMX-03.docx
+++ b/backend/secure-files/portfolios-docx/NMX-03.docx
@@ -1046,6 +1046,62 @@
           <w:sz w:val="21"/>
         </w:rPr>
         <w:t>NMX-03 es la historia clínica nutricional completa de la suite (estado declarado como candidato a publicación, versión 1.0.1-RC). Con 31 hojas, cubre pacientes, evaluación, antecedentes, antropometría, bioquímica, clínica, alimentación, actividad y fármacos, y avanza hasta diagnóstico, objetivos, intervención y seguimiento. Incorpora criterios clínicos, estimación de peso/talla, amputaciones y situaciones especiales. Es la pieza clínica más integral de la Fase 5. Los casos de ejemplo son ficticios y deben reemplazarse antes de un uso real.</w:t>
+      </w:r>
+    </w:p>
+    <w:p>
+      <w:pPr>
+        <w:keepNext/>
+        <w:spacing w:before="120" w:after="20"/>
+        <w:jc w:val="center"/>
+      </w:pPr>
+      <w:r>
+        <w:drawing>
+          <wp:inline xmlns:a="http://schemas.openxmlformats.org/drawingml/2006/main" xmlns:pic="http://schemas.openxmlformats.org/drawingml/2006/picture">
+            <wp:extent cx="5580000" cy="4311818"/>
+            <wp:docPr id="1" name="Picture 1"/>
+            <wp:cNvGraphicFramePr>
+              <a:graphicFrameLocks noChangeAspect="1"/>
+            </wp:cNvGraphicFramePr>
+            <a:graphic>
+              <a:graphicData uri="http://schemas.openxmlformats.org/drawingml/2006/picture">
+                <pic:pic>
+                  <pic:nvPicPr>
+                    <pic:cNvPr id="0" name="NMX-03_01_INICIO.png"/>
+                    <pic:cNvPicPr/>
+                  </pic:nvPicPr>
+                  <pic:blipFill>
+                    <a:blip r:embed="rId10"/>
+                    <a:stretch>
+                      <a:fillRect/>
+                    </a:stretch>
+                  </pic:blipFill>
+                  <pic:spPr>
+                    <a:xfrm>
+                      <a:off x="0" y="0"/>
+                      <a:ext cx="5580000" cy="4311818"/>
+                    </a:xfrm>
+                    <a:prstGeom prst="rect"/>
+                  </pic:spPr>
+                </pic:pic>
+              </a:graphicData>
+            </a:graphic>
+          </wp:inline>
+        </w:drawing>
+      </w:r>
+    </w:p>
+    <w:p>
+      <w:pPr>
+        <w:spacing w:before="0" w:after="160"/>
+        <w:jc w:val="center"/>
+      </w:pPr>
+      <w:r>
+        <w:rPr>
+          <w:rFonts w:ascii="Calibri" w:hAnsi="Calibri"/>
+          <w:b/>
+          <w:color w:val="45565E"/>
+          <w:sz w:val="17"/>
+        </w:rPr>
+        <w:t>Figura 1. Vista inicial (hoja INICIO).</w:t>
       </w:r>
     </w:p>
     <w:tbl>
@@ -2208,6 +2264,62 @@
         <w:t>Fármacos</w:t>
       </w:r>
     </w:p>
+    <w:p>
+      <w:pPr>
+        <w:keepNext/>
+        <w:spacing w:before="120" w:after="20"/>
+        <w:jc w:val="center"/>
+      </w:pPr>
+      <w:r>
+        <w:drawing>
+          <wp:inline xmlns:a="http://schemas.openxmlformats.org/drawingml/2006/main" xmlns:pic="http://schemas.openxmlformats.org/drawingml/2006/picture">
+            <wp:extent cx="5580000" cy="4311818"/>
+            <wp:docPr id="2" name="Picture 2"/>
+            <wp:cNvGraphicFramePr>
+              <a:graphicFrameLocks noChangeAspect="1"/>
+            </wp:cNvGraphicFramePr>
+            <a:graphic>
+              <a:graphicData uri="http://schemas.openxmlformats.org/drawingml/2006/picture">
+                <pic:pic>
+                  <pic:nvPicPr>
+                    <pic:cNvPr id="0" name="NMX-03_03_ENTRADA.png"/>
+                    <pic:cNvPicPr/>
+                  </pic:nvPicPr>
+                  <pic:blipFill>
+                    <a:blip r:embed="rId11"/>
+                    <a:stretch>
+                      <a:fillRect/>
+                    </a:stretch>
+                  </pic:blipFill>
+                  <pic:spPr>
+                    <a:xfrm>
+                      <a:off x="0" y="0"/>
+                      <a:ext cx="5580000" cy="4311818"/>
+                    </a:xfrm>
+                    <a:prstGeom prst="rect"/>
+                  </pic:spPr>
+                </pic:pic>
+              </a:graphicData>
+            </a:graphic>
+          </wp:inline>
+        </w:drawing>
+      </w:r>
+    </w:p>
+    <w:p>
+      <w:pPr>
+        <w:spacing w:before="0" w:after="160"/>
+        <w:jc w:val="center"/>
+      </w:pPr>
+      <w:r>
+        <w:rPr>
+          <w:rFonts w:ascii="Calibri" w:hAnsi="Calibri"/>
+          <w:b/>
+          <w:color w:val="45565E"/>
+          <w:sz w:val="17"/>
+        </w:rPr>
+        <w:t>Figura 2. Pantalla de ingreso de datos.</w:t>
+      </w:r>
+    </w:p>
     <w:tbl>
       <w:tblPr>
         <w:tblW w:type="auto" w:w="0"/>
@@ -2555,6 +2667,62 @@
         </w:tc>
       </w:tr>
     </w:tbl>
+    <w:p>
+      <w:pPr>
+        <w:keepNext/>
+        <w:spacing w:before="120" w:after="20"/>
+        <w:jc w:val="center"/>
+      </w:pPr>
+      <w:r>
+        <w:drawing>
+          <wp:inline xmlns:a="http://schemas.openxmlformats.org/drawingml/2006/main" xmlns:pic="http://schemas.openxmlformats.org/drawingml/2006/picture">
+            <wp:extent cx="5580000" cy="4311818"/>
+            <wp:docPr id="3" name="Picture 3"/>
+            <wp:cNvGraphicFramePr>
+              <a:graphicFrameLocks noChangeAspect="1"/>
+            </wp:cNvGraphicFramePr>
+            <a:graphic>
+              <a:graphicData uri="http://schemas.openxmlformats.org/drawingml/2006/picture">
+                <pic:pic>
+                  <pic:nvPicPr>
+                    <pic:cNvPr id="0" name="NMX-03_05_RESULTADOS.png"/>
+                    <pic:cNvPicPr/>
+                  </pic:nvPicPr>
+                  <pic:blipFill>
+                    <a:blip r:embed="rId12"/>
+                    <a:stretch>
+                      <a:fillRect/>
+                    </a:stretch>
+                  </pic:blipFill>
+                  <pic:spPr>
+                    <a:xfrm>
+                      <a:off x="0" y="0"/>
+                      <a:ext cx="5580000" cy="4311818"/>
+                    </a:xfrm>
+                    <a:prstGeom prst="rect"/>
+                  </pic:spPr>
+                </pic:pic>
+              </a:graphicData>
+            </a:graphic>
+          </wp:inline>
+        </w:drawing>
+      </w:r>
+    </w:p>
+    <w:p>
+      <w:pPr>
+        <w:spacing w:before="0" w:after="160"/>
+        <w:jc w:val="center"/>
+      </w:pPr>
+      <w:r>
+        <w:rPr>
+          <w:rFonts w:ascii="Calibri" w:hAnsi="Calibri"/>
+          <w:b/>
+          <w:color w:val="45565E"/>
+          <w:sz w:val="17"/>
+        </w:rPr>
+        <w:t>Figura 3. Visualización de resultados.</w:t>
+      </w:r>
+    </w:p>
     <w:tbl>
       <w:tblPr>
         <w:tblW w:type="auto" w:w="0"/>
@@ -3436,6 +3604,62 @@
         </w:tc>
       </w:tr>
     </w:tbl>
+    <w:p>
+      <w:pPr>
+        <w:keepNext/>
+        <w:spacing w:before="120" w:after="20"/>
+        <w:jc w:val="center"/>
+      </w:pPr>
+      <w:r>
+        <w:drawing>
+          <wp:inline xmlns:a="http://schemas.openxmlformats.org/drawingml/2006/main" xmlns:pic="http://schemas.openxmlformats.org/drawingml/2006/picture">
+            <wp:extent cx="5580000" cy="4311818"/>
+            <wp:docPr id="4" name="Picture 4"/>
+            <wp:cNvGraphicFramePr>
+              <a:graphicFrameLocks noChangeAspect="1"/>
+            </wp:cNvGraphicFramePr>
+            <a:graphic>
+              <a:graphicData uri="http://schemas.openxmlformats.org/drawingml/2006/picture">
+                <pic:pic>
+                  <pic:nvPicPr>
+                    <pic:cNvPr id="0" name="NMX-03_04_EVALUACION.png"/>
+                    <pic:cNvPicPr/>
+                  </pic:nvPicPr>
+                  <pic:blipFill>
+                    <a:blip r:embed="rId13"/>
+                    <a:stretch>
+                      <a:fillRect/>
+                    </a:stretch>
+                  </pic:blipFill>
+                  <pic:spPr>
+                    <a:xfrm>
+                      <a:off x="0" y="0"/>
+                      <a:ext cx="5580000" cy="4311818"/>
+                    </a:xfrm>
+                    <a:prstGeom prst="rect"/>
+                  </pic:spPr>
+                </pic:pic>
+              </a:graphicData>
+            </a:graphic>
+          </wp:inline>
+        </w:drawing>
+      </w:r>
+    </w:p>
+    <w:p>
+      <w:pPr>
+        <w:spacing w:before="0" w:after="160"/>
+        <w:jc w:val="center"/>
+      </w:pPr>
+      <w:r>
+        <w:rPr>
+          <w:rFonts w:ascii="Calibri" w:hAnsi="Calibri"/>
+          <w:b/>
+          <w:color w:val="45565E"/>
+          <w:sz w:val="17"/>
+        </w:rPr>
+        <w:t>Figura 4. Pantalla de evaluación.</w:t>
+      </w:r>
+    </w:p>
     <w:tbl>
       <w:tblPr>
         <w:tblW w:type="auto" w:w="0"/>
@@ -3874,32 +4098,129 @@
     </w:p>
     <w:p>
       <w:pPr>
-        <w:spacing w:before="40" w:after="40" w:line="276" w:lineRule="auto"/>
+        <w:keepNext/>
+        <w:spacing w:before="120" w:after="20"/>
+        <w:jc w:val="center"/>
+      </w:pPr>
+      <w:r>
+        <w:drawing>
+          <wp:inline xmlns:a="http://schemas.openxmlformats.org/drawingml/2006/main" xmlns:pic="http://schemas.openxmlformats.org/drawingml/2006/picture">
+            <wp:extent cx="5580000" cy="4311818"/>
+            <wp:docPr id="5" name="Picture 5"/>
+            <wp:cNvGraphicFramePr>
+              <a:graphicFrameLocks noChangeAspect="1"/>
+            </wp:cNvGraphicFramePr>
+            <a:graphic>
+              <a:graphicData uri="http://schemas.openxmlformats.org/drawingml/2006/picture">
+                <pic:pic>
+                  <pic:nvPicPr>
+                    <pic:cNvPr id="0" name="NMX-03_09_DATOS_01.png"/>
+                    <pic:cNvPicPr/>
+                  </pic:nvPicPr>
+                  <pic:blipFill>
+                    <a:blip r:embed="rId14"/>
+                    <a:stretch>
+                      <a:fillRect/>
+                    </a:stretch>
+                  </pic:blipFill>
+                  <pic:spPr>
+                    <a:xfrm>
+                      <a:off x="0" y="0"/>
+                      <a:ext cx="5580000" cy="4311818"/>
+                    </a:xfrm>
+                    <a:prstGeom prst="rect"/>
+                  </pic:spPr>
+                </pic:pic>
+              </a:graphicData>
+            </a:graphic>
+          </wp:inline>
+        </w:drawing>
+      </w:r>
+    </w:p>
+    <w:p>
+      <w:pPr>
+        <w:spacing w:before="0" w:after="160"/>
+        <w:jc w:val="center"/>
       </w:pPr>
       <w:r>
         <w:rPr>
           <w:rFonts w:ascii="Calibri" w:hAnsi="Calibri"/>
           <w:b/>
-          <w:i w:val="0"/>
-          <w:color w:val="C08A2B"/>
-          <w:sz w:val="20"/>
+          <w:color w:val="45565E"/>
+          <w:sz w:val="17"/>
         </w:rPr>
-        <w:t>CAPTURA_NO_GENERADA_POR_LIMITACIÓN_DEL_ENTORNO.</w:t>
+        <w:t>Figura 5. Pantalla de ingreso de datos.</w:t>
       </w:r>
     </w:p>
     <w:p>
       <w:pPr>
-        <w:spacing w:before="40" w:after="80" w:line="276" w:lineRule="auto"/>
+        <w:keepNext/>
+        <w:spacing w:before="120" w:after="20"/>
+        <w:jc w:val="center"/>
+      </w:pPr>
+      <w:r>
+        <w:drawing>
+          <wp:inline xmlns:a="http://schemas.openxmlformats.org/drawingml/2006/main" xmlns:pic="http://schemas.openxmlformats.org/drawingml/2006/picture">
+            <wp:extent cx="5580000" cy="4311818"/>
+            <wp:docPr id="6" name="Picture 6"/>
+            <wp:cNvGraphicFramePr>
+              <a:graphicFrameLocks noChangeAspect="1"/>
+            </wp:cNvGraphicFramePr>
+            <a:graphic>
+              <a:graphicData uri="http://schemas.openxmlformats.org/drawingml/2006/picture">
+                <pic:pic>
+                  <pic:nvPicPr>
+                    <pic:cNvPr id="0" name="NMX-03_07_SEGUIMIENTO.png"/>
+                    <pic:cNvPicPr/>
+                  </pic:nvPicPr>
+                  <pic:blipFill>
+                    <a:blip r:embed="rId15"/>
+                    <a:stretch>
+                      <a:fillRect/>
+                    </a:stretch>
+                  </pic:blipFill>
+                  <pic:spPr>
+                    <a:xfrm>
+                      <a:off x="0" y="0"/>
+                      <a:ext cx="5580000" cy="4311818"/>
+                    </a:xfrm>
+                    <a:prstGeom prst="rect"/>
+                  </pic:spPr>
+                </pic:pic>
+              </a:graphicData>
+            </a:graphic>
+          </wp:inline>
+        </w:drawing>
+      </w:r>
+    </w:p>
+    <w:p>
+      <w:pPr>
+        <w:spacing w:before="0" w:after="160"/>
+        <w:jc w:val="center"/>
       </w:pPr>
       <w:r>
         <w:rPr>
           <w:rFonts w:ascii="Calibri" w:hAnsi="Calibri"/>
-          <w:b w:val="0"/>
-          <w:i w:val="0"/>
+          <w:b/>
           <w:color w:val="45565E"/>
-          <w:sz w:val="19"/>
+          <w:sz w:val="17"/>
         </w:rPr>
-        <w:t>El entorno de generación de este portafolio no renderiza de forma fiel el archivo XLSX original, por lo que no se incluyen capturas simuladas. Las hojas reales del libro pueden abrirse en Microsoft Excel según la compatibilidad indicada.</w:t>
+        <w:t>Figura 6. Pantalla de seguimiento.</w:t>
+      </w:r>
+    </w:p>
+    <w:p>
+      <w:pPr>
+        <w:spacing w:after="120"/>
+        <w:jc w:val="center"/>
+      </w:pPr>
+      <w:r>
+        <w:rPr>
+          <w:rFonts w:ascii="Calibri" w:hAnsi="Calibri"/>
+          <w:i/>
+          <w:color w:val="45565E"/>
+          <w:sz w:val="15"/>
+        </w:rPr>
+        <w:t>Captura real del archivo Excel NUTRIMETRÍA correspondiente al producto.</w:t>
       </w:r>
     </w:p>
     <w:tbl>
